--- a/UniTask-ai-backend/uploads/Retrospective_A.docx
+++ b/UniTask-ai-backend/uploads/Retrospective_A.docx
@@ -20,7 +20,26 @@
           <w:sz w:val="40"/>
           <w:szCs w:val="40"/>
         </w:rPr>
-        <w:t xml:space="preserve">COMP3900/9900 Retrospective A Report </w:t>
+        <w:t xml:space="preserve">COMP3900/9900 Retrospective </w:t>
+      </w:r>
+      <w:r>
+        <w:rPr>
+          <w:rFonts w:hint="default" w:ascii="Times New Roman" w:hAnsi="Times New Roman" w:eastAsia="Times New Roman" w:cs="Times New Roman"/>
+          <w:b/>
+          <w:sz w:val="40"/>
+          <w:szCs w:val="40"/>
+          <w:lang w:val="en-US"/>
+        </w:rPr>
+        <w:t>B</w:t>
+      </w:r>
+      <w:r>
+        <w:rPr>
+          <w:rFonts w:ascii="Times New Roman" w:hAnsi="Times New Roman" w:eastAsia="Times New Roman" w:cs="Times New Roman"/>
+          <w:b/>
+          <w:sz w:val="40"/>
+          <w:szCs w:val="40"/>
+        </w:rPr>
+        <w:t xml:space="preserve"> Report </w:t>
       </w:r>
     </w:p>
     <w:p>
@@ -490,7 +509,26 @@
           <w:sz w:val="21"/>
           <w:szCs w:val="21"/>
         </w:rPr>
-        <w:t>Retrospective Meeting Date &amp; Time: Friday, July 4, 2025, 8:00 PM (AEST)</w:t>
+        <w:t xml:space="preserve">Retrospective Meeting Date &amp; Time: Friday, July </w:t>
+      </w:r>
+      <w:r>
+        <w:rPr>
+          <w:rFonts w:hint="default" w:ascii="Times New Roman" w:hAnsi="Times New Roman" w:eastAsia="Times New Roman" w:cs="Times New Roman"/>
+          <w:b/>
+          <w:sz w:val="21"/>
+          <w:szCs w:val="21"/>
+          <w:lang w:val="en-US"/>
+        </w:rPr>
+        <w:t>25</w:t>
+      </w:r>
+      <w:r>
+        <w:rPr>
+          <w:rFonts w:ascii="Times New Roman" w:hAnsi="Times New Roman" w:eastAsia="Times New Roman" w:cs="Times New Roman"/>
+          <w:b/>
+          <w:sz w:val="21"/>
+          <w:szCs w:val="21"/>
+        </w:rPr>
+        <w:t>, 2025, 8:00 PM (AEST)</w:t>
       </w:r>
     </w:p>
     <w:p>
@@ -563,6 +601,836 @@
       </w:pPr>
       <w:r>
         <w:rPr>
+          <w:rFonts w:hint="eastAsia" w:ascii="Times New Roman" w:hAnsi="Times New Roman" w:cs="Times New Roman"/>
+          <w:b/>
+          <w:bCs/>
+          <w:sz w:val="28"/>
+          <w:szCs w:val="28"/>
+        </w:rPr>
+        <w:t>Effectiveness of “Things to Try” from Retrospective A</w:t>
+      </w:r>
+    </w:p>
+    <w:tbl>
+      <w:tblPr>
+        <w:tblStyle w:val="3"/>
+        <w:tblW w:w="0" w:type="auto"/>
+        <w:tblCellSpacing w:w="15" w:type="dxa"/>
+        <w:tblInd w:w="0" w:type="dxa"/>
+        <w:tblBorders>
+          <w:top w:val="none" w:color="auto" w:sz="0" w:space="0"/>
+          <w:left w:val="none" w:color="auto" w:sz="0" w:space="0"/>
+          <w:bottom w:val="none" w:color="auto" w:sz="0" w:space="0"/>
+          <w:right w:val="none" w:color="auto" w:sz="0" w:space="0"/>
+          <w:insideH w:val="none" w:color="auto" w:sz="0" w:space="0"/>
+          <w:insideV w:val="none" w:color="auto" w:sz="0" w:space="0"/>
+        </w:tblBorders>
+        <w:shd w:val="clear" w:color="auto" w:fill="auto"/>
+        <w:tblLayout w:type="autofit"/>
+        <w:tblCellMar>
+          <w:top w:w="15" w:type="dxa"/>
+          <w:left w:w="15" w:type="dxa"/>
+          <w:bottom w:w="15" w:type="dxa"/>
+          <w:right w:w="15" w:type="dxa"/>
+        </w:tblCellMar>
+      </w:tblPr>
+      <w:tblGrid>
+        <w:gridCol w:w="2004"/>
+        <w:gridCol w:w="5066"/>
+        <w:gridCol w:w="1336"/>
+      </w:tblGrid>
+      <w:tr>
+        <w:trPr>
+          <w:tblHeader/>
+          <w:tblCellSpacing w:w="15" w:type="dxa"/>
+        </w:trPr>
+        <w:tc>
+          <w:tcPr>
+            <w:tcW w:w="0" w:type="auto"/>
+            <w:tcBorders>
+              <w:top w:val="single" w:color="auto" w:sz="4" w:space="0"/>
+              <w:left w:val="single" w:color="auto" w:sz="0" w:space="0"/>
+              <w:bottom w:val="single" w:color="auto" w:sz="4" w:space="0"/>
+              <w:right w:val="single" w:color="auto" w:sz="4" w:space="0"/>
+            </w:tcBorders>
+            <w:shd w:val="clear" w:color="auto" w:fill="auto"/>
+            <w:vAlign w:val="center"/>
+          </w:tcPr>
+          <w:p>
+            <w:pPr>
+              <w:keepNext w:val="0"/>
+              <w:keepLines w:val="0"/>
+              <w:widowControl/>
+              <w:suppressLineNumbers w:val="0"/>
+              <w:jc w:val="center"/>
+              <w:rPr>
+                <w:rFonts w:hint="default" w:ascii="Times New Roman Regular" w:hAnsi="Times New Roman Regular" w:cs="Times New Roman Regular"/>
+                <w:b/>
+                <w:bCs/>
+                <w:sz w:val="21"/>
+                <w:szCs w:val="21"/>
+              </w:rPr>
+            </w:pPr>
+            <w:r>
+              <w:rPr>
+                <w:rFonts w:hint="default" w:ascii="Times New Roman Regular" w:hAnsi="Times New Roman Regular" w:eastAsia="宋体" w:cs="Times New Roman Regular"/>
+                <w:b/>
+                <w:bCs/>
+                <w:kern w:val="0"/>
+                <w:sz w:val="21"/>
+                <w:szCs w:val="21"/>
+                <w:lang w:val="en-US" w:eastAsia="zh-CN" w:bidi="ar"/>
+                <w14:ligatures w14:val="standardContextual"/>
+              </w:rPr>
+              <w:t>Improvement Item</w:t>
+            </w:r>
+          </w:p>
+        </w:tc>
+        <w:tc>
+          <w:tcPr>
+            <w:tcW w:w="5036" w:type="dxa"/>
+            <w:tcBorders>
+              <w:top w:val="single" w:color="auto" w:sz="4" w:space="0"/>
+              <w:left w:val="single" w:color="auto" w:sz="4" w:space="0"/>
+              <w:bottom w:val="single" w:color="auto" w:sz="4" w:space="0"/>
+              <w:right w:val="single" w:color="auto" w:sz="4" w:space="0"/>
+            </w:tcBorders>
+            <w:shd w:val="clear" w:color="auto" w:fill="auto"/>
+            <w:vAlign w:val="center"/>
+          </w:tcPr>
+          <w:p>
+            <w:pPr>
+              <w:keepNext w:val="0"/>
+              <w:keepLines w:val="0"/>
+              <w:widowControl/>
+              <w:suppressLineNumbers w:val="0"/>
+              <w:jc w:val="center"/>
+              <w:rPr>
+                <w:rFonts w:hint="default" w:ascii="Times New Roman Regular" w:hAnsi="Times New Roman Regular" w:cs="Times New Roman Regular"/>
+                <w:b/>
+                <w:bCs/>
+                <w:sz w:val="21"/>
+                <w:szCs w:val="21"/>
+              </w:rPr>
+            </w:pPr>
+            <w:r>
+              <w:rPr>
+                <w:rFonts w:hint="default" w:ascii="Times New Roman Regular" w:hAnsi="Times New Roman Regular" w:eastAsia="宋体" w:cs="Times New Roman Regular"/>
+                <w:b/>
+                <w:bCs/>
+                <w:kern w:val="0"/>
+                <w:sz w:val="21"/>
+                <w:szCs w:val="21"/>
+                <w:lang w:val="en-US" w:eastAsia="zh-CN" w:bidi="ar"/>
+                <w14:ligatures w14:val="standardContextual"/>
+              </w:rPr>
+              <w:t>Reflection</w:t>
+            </w:r>
+          </w:p>
+        </w:tc>
+        <w:tc>
+          <w:tcPr>
+            <w:tcW w:w="1291" w:type="dxa"/>
+            <w:tcBorders>
+              <w:top w:val="single" w:color="auto" w:sz="4" w:space="0"/>
+              <w:left w:val="single" w:color="auto" w:sz="4" w:space="0"/>
+              <w:bottom w:val="single" w:color="auto" w:sz="4" w:space="0"/>
+              <w:right w:val="single" w:color="auto" w:sz="4" w:space="0"/>
+            </w:tcBorders>
+            <w:shd w:val="clear" w:color="auto" w:fill="auto"/>
+            <w:vAlign w:val="center"/>
+          </w:tcPr>
+          <w:p>
+            <w:pPr>
+              <w:keepNext w:val="0"/>
+              <w:keepLines w:val="0"/>
+              <w:widowControl/>
+              <w:suppressLineNumbers w:val="0"/>
+              <w:jc w:val="center"/>
+              <w:rPr>
+                <w:rFonts w:hint="default" w:ascii="Times New Roman Regular" w:hAnsi="Times New Roman Regular" w:cs="Times New Roman Regular"/>
+                <w:b/>
+                <w:bCs/>
+                <w:sz w:val="21"/>
+                <w:szCs w:val="21"/>
+              </w:rPr>
+            </w:pPr>
+            <w:r>
+              <w:rPr>
+                <w:rFonts w:hint="default" w:ascii="Times New Roman Regular" w:hAnsi="Times New Roman Regular" w:eastAsia="宋体" w:cs="Times New Roman Regular"/>
+                <w:b/>
+                <w:bCs/>
+                <w:kern w:val="0"/>
+                <w:sz w:val="21"/>
+                <w:szCs w:val="21"/>
+                <w:lang w:val="en-US" w:eastAsia="zh-CN" w:bidi="ar"/>
+                <w14:ligatures w14:val="standardContextual"/>
+              </w:rPr>
+              <w:t>Was It Effective?</w:t>
+            </w:r>
+          </w:p>
+        </w:tc>
+      </w:tr>
+      <w:tr>
+        <w:trPr>
+          <w:tblCellSpacing w:w="15" w:type="dxa"/>
+        </w:trPr>
+        <w:tc>
+          <w:tcPr>
+            <w:tcW w:w="0" w:type="auto"/>
+            <w:tcBorders>
+              <w:top w:val="single" w:color="auto" w:sz="4" w:space="0"/>
+              <w:left w:val="single" w:color="auto" w:sz="4" w:space="0"/>
+              <w:bottom w:val="single" w:color="auto" w:sz="4" w:space="0"/>
+              <w:right w:val="single" w:color="auto" w:sz="4" w:space="0"/>
+            </w:tcBorders>
+            <w:shd w:val="clear" w:color="auto" w:fill="auto"/>
+            <w:vAlign w:val="center"/>
+          </w:tcPr>
+          <w:p>
+            <w:pPr>
+              <w:keepNext w:val="0"/>
+              <w:keepLines w:val="0"/>
+              <w:widowControl/>
+              <w:suppressLineNumbers w:val="0"/>
+              <w:jc w:val="center"/>
+              <w:rPr>
+                <w:rFonts w:hint="default" w:ascii="Times New Roman Regular" w:hAnsi="Times New Roman Regular" w:cs="Times New Roman Regular"/>
+                <w:sz w:val="21"/>
+                <w:szCs w:val="21"/>
+              </w:rPr>
+            </w:pPr>
+            <w:r>
+              <w:rPr>
+                <w:rStyle w:val="5"/>
+                <w:rFonts w:hint="default" w:ascii="Times New Roman Regular" w:hAnsi="Times New Roman Regular" w:eastAsia="宋体" w:cs="Times New Roman Regular"/>
+                <w:kern w:val="0"/>
+                <w:sz w:val="21"/>
+                <w:szCs w:val="21"/>
+                <w:lang w:val="en-US" w:eastAsia="zh-CN" w:bidi="ar"/>
+                <w14:ligatures w14:val="standardContextual"/>
+              </w:rPr>
+              <w:t>Improve communication between frontend and backend</w:t>
+            </w:r>
+          </w:p>
+        </w:tc>
+        <w:tc>
+          <w:tcPr>
+            <w:tcW w:w="5036" w:type="dxa"/>
+            <w:tcBorders>
+              <w:top w:val="single" w:color="auto" w:sz="4" w:space="0"/>
+              <w:left w:val="single" w:color="auto" w:sz="4" w:space="0"/>
+              <w:bottom w:val="single" w:color="auto" w:sz="4" w:space="0"/>
+              <w:right w:val="single" w:color="auto" w:sz="4" w:space="0"/>
+            </w:tcBorders>
+            <w:shd w:val="clear" w:color="auto" w:fill="auto"/>
+            <w:vAlign w:val="center"/>
+          </w:tcPr>
+          <w:p>
+            <w:pPr>
+              <w:keepNext w:val="0"/>
+              <w:keepLines w:val="0"/>
+              <w:widowControl/>
+              <w:suppressLineNumbers w:val="0"/>
+              <w:jc w:val="left"/>
+              <w:rPr>
+                <w:rFonts w:hint="default" w:ascii="Times New Roman Regular" w:hAnsi="Times New Roman Regular" w:cs="Times New Roman Regular"/>
+                <w:sz w:val="21"/>
+                <w:szCs w:val="21"/>
+              </w:rPr>
+            </w:pPr>
+            <w:r>
+              <w:rPr>
+                <w:rFonts w:hint="default" w:ascii="Times New Roman Regular" w:hAnsi="Times New Roman Regular" w:eastAsia="宋体" w:cs="Times New Roman Regular"/>
+                <w:kern w:val="0"/>
+                <w:sz w:val="21"/>
+                <w:szCs w:val="21"/>
+                <w:lang w:val="en-US" w:eastAsia="zh-CN" w:bidi="ar"/>
+                <w14:ligatures w14:val="standardContextual"/>
+              </w:rPr>
+              <w:t>To reduce API mismatches, frontend and backend developers will hold quick syncs (5–10 mins) before starting integration-heavy tasks. Key data structures and endpoints will be confirmed verbally and noted in team chat or Notion when needed. Backend members will notify the team once APIs are stable and ready to integrate. This lightweight approach ensures better alignment without adding too much process overhead.</w:t>
+            </w:r>
+          </w:p>
+        </w:tc>
+        <w:tc>
+          <w:tcPr>
+            <w:tcW w:w="1291" w:type="dxa"/>
+            <w:tcBorders>
+              <w:top w:val="single" w:color="auto" w:sz="4" w:space="0"/>
+              <w:left w:val="single" w:color="auto" w:sz="4" w:space="0"/>
+              <w:bottom w:val="single" w:color="auto" w:sz="4" w:space="0"/>
+              <w:right w:val="single" w:color="auto" w:sz="4" w:space="0"/>
+            </w:tcBorders>
+            <w:shd w:val="clear" w:color="auto" w:fill="auto"/>
+            <w:vAlign w:val="center"/>
+          </w:tcPr>
+          <w:p>
+            <w:pPr>
+              <w:keepNext w:val="0"/>
+              <w:keepLines w:val="0"/>
+              <w:widowControl/>
+              <w:suppressLineNumbers w:val="0"/>
+              <w:jc w:val="left"/>
+              <w:rPr>
+                <w:rFonts w:hint="default" w:ascii="Times New Roman Regular" w:hAnsi="Times New Roman Regular" w:cs="Times New Roman Regular" w:eastAsiaTheme="minorEastAsia"/>
+                <w:sz w:val="21"/>
+                <w:szCs w:val="21"/>
+                <w:lang w:val="en-US" w:eastAsia="zh-CN"/>
+              </w:rPr>
+            </w:pPr>
+            <w:r>
+              <w:rPr>
+                <w:rFonts w:hint="eastAsia" w:ascii="Times New Roman Regular" w:hAnsi="Times New Roman Regular" w:cs="Times New Roman Regular"/>
+                <w:sz w:val="21"/>
+                <w:szCs w:val="21"/>
+                <w:lang w:val="en-US" w:eastAsia="zh-CN"/>
+              </w:rPr>
+              <w:t>Effective</w:t>
+            </w:r>
+          </w:p>
+        </w:tc>
+      </w:tr>
+      <w:tr>
+        <w:trPr>
+          <w:tblCellSpacing w:w="15" w:type="dxa"/>
+        </w:trPr>
+        <w:tc>
+          <w:tcPr>
+            <w:tcW w:w="0" w:type="auto"/>
+            <w:tcBorders>
+              <w:top w:val="single" w:color="auto" w:sz="4" w:space="0"/>
+              <w:left w:val="single" w:color="auto" w:sz="4" w:space="0"/>
+              <w:bottom w:val="single" w:color="auto" w:sz="4" w:space="0"/>
+              <w:right w:val="single" w:color="auto" w:sz="4" w:space="0"/>
+            </w:tcBorders>
+            <w:shd w:val="clear" w:color="auto" w:fill="auto"/>
+            <w:vAlign w:val="center"/>
+          </w:tcPr>
+          <w:p>
+            <w:pPr>
+              <w:keepNext w:val="0"/>
+              <w:keepLines w:val="0"/>
+              <w:widowControl/>
+              <w:suppressLineNumbers w:val="0"/>
+              <w:jc w:val="center"/>
+              <w:rPr>
+                <w:rFonts w:hint="default" w:ascii="Times New Roman Regular" w:hAnsi="Times New Roman Regular" w:cs="Times New Roman Regular"/>
+                <w:sz w:val="21"/>
+                <w:szCs w:val="21"/>
+              </w:rPr>
+            </w:pPr>
+            <w:r>
+              <w:rPr>
+                <w:rStyle w:val="5"/>
+                <w:rFonts w:hint="default" w:ascii="Times New Roman Regular" w:hAnsi="Times New Roman Regular" w:eastAsia="宋体" w:cs="Times New Roman Regular"/>
+                <w:kern w:val="0"/>
+                <w:sz w:val="21"/>
+                <w:szCs w:val="21"/>
+                <w:lang w:val="en-US" w:eastAsia="zh-CN" w:bidi="ar"/>
+                <w14:ligatures w14:val="standardContextual"/>
+              </w:rPr>
+              <w:t>Clarify task requirements and expectations during sprint planning</w:t>
+            </w:r>
+          </w:p>
+        </w:tc>
+        <w:tc>
+          <w:tcPr>
+            <w:tcW w:w="5036" w:type="dxa"/>
+            <w:tcBorders>
+              <w:top w:val="single" w:color="auto" w:sz="4" w:space="0"/>
+              <w:left w:val="single" w:color="auto" w:sz="4" w:space="0"/>
+              <w:bottom w:val="single" w:color="auto" w:sz="4" w:space="0"/>
+              <w:right w:val="single" w:color="auto" w:sz="4" w:space="0"/>
+            </w:tcBorders>
+            <w:shd w:val="clear" w:color="auto" w:fill="auto"/>
+            <w:vAlign w:val="center"/>
+          </w:tcPr>
+          <w:p>
+            <w:pPr>
+              <w:keepNext w:val="0"/>
+              <w:keepLines w:val="0"/>
+              <w:widowControl/>
+              <w:suppressLineNumbers w:val="0"/>
+              <w:jc w:val="left"/>
+              <w:rPr>
+                <w:rFonts w:hint="default" w:ascii="Times New Roman Regular" w:hAnsi="Times New Roman Regular" w:cs="Times New Roman Regular"/>
+                <w:sz w:val="21"/>
+                <w:szCs w:val="21"/>
+              </w:rPr>
+            </w:pPr>
+            <w:r>
+              <w:rPr>
+                <w:rFonts w:hint="default" w:ascii="Times New Roman Regular" w:hAnsi="Times New Roman Regular" w:eastAsia="宋体" w:cs="Times New Roman Regular"/>
+                <w:kern w:val="0"/>
+                <w:sz w:val="21"/>
+                <w:szCs w:val="21"/>
+                <w:lang w:val="en-US" w:eastAsia="zh-CN" w:bidi="ar"/>
+                <w14:ligatures w14:val="standardContextual"/>
+              </w:rPr>
+              <w:t>We used clearer acceptance criteria and discussed edge cases more thoroughly in planning. This reduced misunderstandings and unnecessary rework.</w:t>
+            </w:r>
+          </w:p>
+        </w:tc>
+        <w:tc>
+          <w:tcPr>
+            <w:tcW w:w="1291" w:type="dxa"/>
+            <w:tcBorders>
+              <w:top w:val="single" w:color="auto" w:sz="4" w:space="0"/>
+              <w:left w:val="single" w:color="auto" w:sz="4" w:space="0"/>
+              <w:bottom w:val="single" w:color="auto" w:sz="4" w:space="0"/>
+              <w:right w:val="single" w:color="auto" w:sz="4" w:space="0"/>
+            </w:tcBorders>
+            <w:shd w:val="clear" w:color="auto" w:fill="auto"/>
+            <w:vAlign w:val="center"/>
+          </w:tcPr>
+          <w:p>
+            <w:pPr>
+              <w:keepNext w:val="0"/>
+              <w:keepLines w:val="0"/>
+              <w:widowControl/>
+              <w:suppressLineNumbers w:val="0"/>
+              <w:jc w:val="left"/>
+              <w:rPr>
+                <w:rFonts w:hint="default" w:ascii="Times New Roman Regular" w:hAnsi="Times New Roman Regular" w:cs="Times New Roman Regular"/>
+                <w:sz w:val="21"/>
+                <w:szCs w:val="21"/>
+                <w:lang w:val="en-US"/>
+              </w:rPr>
+            </w:pPr>
+            <w:r>
+              <w:rPr>
+                <w:rFonts w:hint="default" w:ascii="Times New Roman Regular" w:hAnsi="Times New Roman Regular" w:cs="Times New Roman Regular"/>
+                <w:sz w:val="21"/>
+                <w:szCs w:val="21"/>
+                <w:lang w:val="en-US"/>
+              </w:rPr>
+              <w:t>Effective</w:t>
+            </w:r>
+          </w:p>
+        </w:tc>
+      </w:tr>
+      <w:tr>
+        <w:trPr>
+          <w:tblCellSpacing w:w="15" w:type="dxa"/>
+        </w:trPr>
+        <w:tc>
+          <w:tcPr>
+            <w:tcW w:w="0" w:type="auto"/>
+            <w:tcBorders>
+              <w:top w:val="single" w:color="auto" w:sz="4" w:space="0"/>
+              <w:left w:val="single" w:color="auto" w:sz="4" w:space="0"/>
+              <w:bottom w:val="single" w:color="auto" w:sz="4" w:space="0"/>
+              <w:right w:val="single" w:color="auto" w:sz="4" w:space="0"/>
+            </w:tcBorders>
+            <w:shd w:val="clear" w:color="auto" w:fill="auto"/>
+            <w:vAlign w:val="center"/>
+          </w:tcPr>
+          <w:p>
+            <w:pPr>
+              <w:keepNext w:val="0"/>
+              <w:keepLines w:val="0"/>
+              <w:widowControl/>
+              <w:suppressLineNumbers w:val="0"/>
+              <w:jc w:val="center"/>
+              <w:rPr>
+                <w:rFonts w:hint="default" w:ascii="Times New Roman Regular" w:hAnsi="Times New Roman Regular" w:cs="Times New Roman Regular"/>
+                <w:sz w:val="21"/>
+                <w:szCs w:val="21"/>
+              </w:rPr>
+            </w:pPr>
+            <w:r>
+              <w:rPr>
+                <w:rStyle w:val="5"/>
+                <w:rFonts w:hint="default" w:ascii="Times New Roman Regular" w:hAnsi="Times New Roman Regular" w:eastAsia="宋体" w:cs="Times New Roman Regular"/>
+                <w:kern w:val="0"/>
+                <w:sz w:val="21"/>
+                <w:szCs w:val="21"/>
+                <w:lang w:val="en-US" w:eastAsia="zh-CN" w:bidi="ar"/>
+                <w14:ligatures w14:val="standardContextual"/>
+              </w:rPr>
+              <w:t>Start complex features earlier in the sprint</w:t>
+            </w:r>
+          </w:p>
+        </w:tc>
+        <w:tc>
+          <w:tcPr>
+            <w:tcW w:w="5036" w:type="dxa"/>
+            <w:tcBorders>
+              <w:top w:val="single" w:color="auto" w:sz="4" w:space="0"/>
+              <w:left w:val="single" w:color="auto" w:sz="4" w:space="0"/>
+              <w:bottom w:val="single" w:color="auto" w:sz="4" w:space="0"/>
+              <w:right w:val="single" w:color="auto" w:sz="4" w:space="0"/>
+            </w:tcBorders>
+            <w:shd w:val="clear" w:color="auto" w:fill="auto"/>
+            <w:vAlign w:val="center"/>
+          </w:tcPr>
+          <w:p>
+            <w:pPr>
+              <w:keepNext w:val="0"/>
+              <w:keepLines w:val="0"/>
+              <w:widowControl/>
+              <w:suppressLineNumbers w:val="0"/>
+              <w:jc w:val="left"/>
+              <w:rPr>
+                <w:rFonts w:hint="default" w:ascii="Times New Roman Regular" w:hAnsi="Times New Roman Regular" w:cs="Times New Roman Regular"/>
+                <w:sz w:val="21"/>
+                <w:szCs w:val="21"/>
+              </w:rPr>
+            </w:pPr>
+            <w:r>
+              <w:rPr>
+                <w:rFonts w:hint="default" w:ascii="Times New Roman Regular" w:hAnsi="Times New Roman Regular" w:eastAsia="宋体" w:cs="Times New Roman Regular"/>
+                <w:kern w:val="0"/>
+                <w:sz w:val="21"/>
+                <w:szCs w:val="21"/>
+                <w:lang w:val="en-US" w:eastAsia="zh-CN" w:bidi="ar"/>
+                <w14:ligatures w14:val="standardContextual"/>
+              </w:rPr>
+              <w:t>By starting high-effort features earlier (e.g. student Q&amp;A flow and file handling), we had enough buffer time to refine them, leading to a more stable delivery.</w:t>
+            </w:r>
+          </w:p>
+        </w:tc>
+        <w:tc>
+          <w:tcPr>
+            <w:tcW w:w="1291" w:type="dxa"/>
+            <w:tcBorders>
+              <w:top w:val="single" w:color="auto" w:sz="4" w:space="0"/>
+              <w:left w:val="single" w:color="auto" w:sz="4" w:space="0"/>
+              <w:bottom w:val="single" w:color="auto" w:sz="4" w:space="0"/>
+              <w:right w:val="single" w:color="auto" w:sz="4" w:space="0"/>
+            </w:tcBorders>
+            <w:shd w:val="clear" w:color="auto" w:fill="auto"/>
+            <w:vAlign w:val="center"/>
+          </w:tcPr>
+          <w:p>
+            <w:pPr>
+              <w:keepNext w:val="0"/>
+              <w:keepLines w:val="0"/>
+              <w:widowControl/>
+              <w:suppressLineNumbers w:val="0"/>
+              <w:jc w:val="left"/>
+              <w:rPr>
+                <w:rFonts w:hint="default" w:ascii="Times New Roman Regular" w:hAnsi="Times New Roman Regular" w:cs="Times New Roman Regular"/>
+                <w:sz w:val="21"/>
+                <w:szCs w:val="21"/>
+              </w:rPr>
+            </w:pPr>
+            <w:r>
+              <w:rPr>
+                <w:rFonts w:hint="default" w:ascii="Times New Roman Regular" w:hAnsi="Times New Roman Regular" w:eastAsia="宋体" w:cs="Times New Roman Regular"/>
+                <w:kern w:val="0"/>
+                <w:sz w:val="21"/>
+                <w:szCs w:val="21"/>
+                <w:lang w:val="en-US" w:eastAsia="zh-CN" w:bidi="ar"/>
+                <w14:ligatures w14:val="standardContextual"/>
+              </w:rPr>
+              <w:t>Effective</w:t>
+            </w:r>
+          </w:p>
+        </w:tc>
+      </w:tr>
+      <w:tr>
+        <w:trPr>
+          <w:tblCellSpacing w:w="15" w:type="dxa"/>
+        </w:trPr>
+        <w:tc>
+          <w:tcPr>
+            <w:tcW w:w="0" w:type="auto"/>
+            <w:tcBorders>
+              <w:top w:val="single" w:color="auto" w:sz="4" w:space="0"/>
+              <w:left w:val="single" w:color="auto" w:sz="4" w:space="0"/>
+              <w:bottom w:val="single" w:color="auto" w:sz="4" w:space="0"/>
+              <w:right w:val="single" w:color="auto" w:sz="4" w:space="0"/>
+            </w:tcBorders>
+            <w:shd w:val="clear" w:color="auto" w:fill="auto"/>
+            <w:vAlign w:val="center"/>
+          </w:tcPr>
+          <w:p>
+            <w:pPr>
+              <w:keepNext w:val="0"/>
+              <w:keepLines w:val="0"/>
+              <w:widowControl/>
+              <w:suppressLineNumbers w:val="0"/>
+              <w:jc w:val="center"/>
+              <w:rPr>
+                <w:rFonts w:hint="default" w:ascii="Times New Roman Regular" w:hAnsi="Times New Roman Regular" w:cs="Times New Roman Regular"/>
+                <w:sz w:val="21"/>
+                <w:szCs w:val="21"/>
+              </w:rPr>
+            </w:pPr>
+            <w:r>
+              <w:rPr>
+                <w:rStyle w:val="5"/>
+                <w:rFonts w:hint="default" w:ascii="Times New Roman Regular" w:hAnsi="Times New Roman Regular" w:eastAsia="宋体" w:cs="Times New Roman Regular"/>
+                <w:kern w:val="0"/>
+                <w:sz w:val="21"/>
+                <w:szCs w:val="21"/>
+                <w:lang w:val="en-US" w:eastAsia="zh-CN" w:bidi="ar"/>
+                <w14:ligatures w14:val="standardContextual"/>
+              </w:rPr>
+              <w:t>Encourage incremental code commits and progress sharing</w:t>
+            </w:r>
+          </w:p>
+        </w:tc>
+        <w:tc>
+          <w:tcPr>
+            <w:tcW w:w="5036" w:type="dxa"/>
+            <w:tcBorders>
+              <w:top w:val="single" w:color="auto" w:sz="4" w:space="0"/>
+              <w:left w:val="single" w:color="auto" w:sz="4" w:space="0"/>
+              <w:bottom w:val="single" w:color="auto" w:sz="4" w:space="0"/>
+              <w:right w:val="single" w:color="auto" w:sz="4" w:space="0"/>
+            </w:tcBorders>
+            <w:shd w:val="clear" w:color="auto" w:fill="auto"/>
+            <w:vAlign w:val="center"/>
+          </w:tcPr>
+          <w:p>
+            <w:pPr>
+              <w:keepNext w:val="0"/>
+              <w:keepLines w:val="0"/>
+              <w:widowControl/>
+              <w:suppressLineNumbers w:val="0"/>
+              <w:jc w:val="left"/>
+              <w:rPr>
+                <w:rFonts w:hint="default" w:ascii="Times New Roman Regular" w:hAnsi="Times New Roman Regular" w:cs="Times New Roman Regular"/>
+                <w:sz w:val="21"/>
+                <w:szCs w:val="21"/>
+              </w:rPr>
+            </w:pPr>
+            <w:r>
+              <w:rPr>
+                <w:rFonts w:hint="default" w:ascii="Times New Roman Regular" w:hAnsi="Times New Roman Regular" w:eastAsia="宋体" w:cs="Times New Roman Regular"/>
+                <w:kern w:val="0"/>
+                <w:sz w:val="21"/>
+                <w:szCs w:val="21"/>
+                <w:lang w:val="en-US" w:eastAsia="zh-CN" w:bidi="ar"/>
+                <w14:ligatures w14:val="standardContextual"/>
+              </w:rPr>
+              <w:t>Some members improved on smaller commits and daily updates. However, a few large pushes still occurred close to deadlines, complicating review. Stronger accountability or reminders may help.</w:t>
+            </w:r>
+          </w:p>
+        </w:tc>
+        <w:tc>
+          <w:tcPr>
+            <w:tcW w:w="1291" w:type="dxa"/>
+            <w:tcBorders>
+              <w:top w:val="single" w:color="auto" w:sz="4" w:space="0"/>
+              <w:left w:val="single" w:color="auto" w:sz="4" w:space="0"/>
+              <w:bottom w:val="single" w:color="auto" w:sz="4" w:space="0"/>
+              <w:right w:val="single" w:color="auto" w:sz="4" w:space="0"/>
+            </w:tcBorders>
+            <w:shd w:val="clear" w:color="auto" w:fill="auto"/>
+            <w:vAlign w:val="center"/>
+          </w:tcPr>
+          <w:p>
+            <w:pPr>
+              <w:keepNext w:val="0"/>
+              <w:keepLines w:val="0"/>
+              <w:widowControl/>
+              <w:suppressLineNumbers w:val="0"/>
+              <w:jc w:val="left"/>
+              <w:rPr>
+                <w:rFonts w:hint="default" w:ascii="Times New Roman Regular" w:hAnsi="Times New Roman Regular" w:cs="Times New Roman Regular"/>
+                <w:sz w:val="21"/>
+                <w:szCs w:val="21"/>
+              </w:rPr>
+            </w:pPr>
+            <w:r>
+              <w:rPr>
+                <w:rFonts w:hint="default" w:ascii="Times New Roman Regular" w:hAnsi="Times New Roman Regular" w:eastAsia="宋体" w:cs="Times New Roman Regular"/>
+                <w:kern w:val="0"/>
+                <w:sz w:val="21"/>
+                <w:szCs w:val="21"/>
+                <w:lang w:val="en-US" w:eastAsia="zh-CN" w:bidi="ar"/>
+                <w14:ligatures w14:val="standardContextual"/>
+              </w:rPr>
+              <w:t>Partially</w:t>
+            </w:r>
+          </w:p>
+        </w:tc>
+      </w:tr>
+      <w:tr>
+        <w:trPr>
+          <w:tblCellSpacing w:w="15" w:type="dxa"/>
+        </w:trPr>
+        <w:tc>
+          <w:tcPr>
+            <w:tcW w:w="0" w:type="auto"/>
+            <w:tcBorders>
+              <w:top w:val="single" w:color="auto" w:sz="4" w:space="0"/>
+              <w:left w:val="single" w:color="auto" w:sz="4" w:space="0"/>
+              <w:bottom w:val="single" w:color="auto" w:sz="4" w:space="0"/>
+              <w:right w:val="single" w:color="auto" w:sz="4" w:space="0"/>
+            </w:tcBorders>
+            <w:shd w:val="clear" w:color="auto" w:fill="auto"/>
+            <w:vAlign w:val="center"/>
+          </w:tcPr>
+          <w:p>
+            <w:pPr>
+              <w:keepNext w:val="0"/>
+              <w:keepLines w:val="0"/>
+              <w:widowControl/>
+              <w:suppressLineNumbers w:val="0"/>
+              <w:jc w:val="center"/>
+              <w:rPr>
+                <w:rFonts w:hint="default" w:ascii="Times New Roman Regular" w:hAnsi="Times New Roman Regular" w:cs="Times New Roman Regular"/>
+                <w:sz w:val="21"/>
+                <w:szCs w:val="21"/>
+              </w:rPr>
+            </w:pPr>
+            <w:r>
+              <w:rPr>
+                <w:rStyle w:val="5"/>
+                <w:rFonts w:hint="default" w:ascii="Times New Roman Regular" w:hAnsi="Times New Roman Regular" w:eastAsia="宋体" w:cs="Times New Roman Regular"/>
+                <w:kern w:val="0"/>
+                <w:sz w:val="21"/>
+                <w:szCs w:val="21"/>
+                <w:lang w:val="en-US" w:eastAsia="zh-CN" w:bidi="ar"/>
+                <w14:ligatures w14:val="standardContextual"/>
+              </w:rPr>
+              <w:t>Improve visual and interaction consistency across pages</w:t>
+            </w:r>
+          </w:p>
+        </w:tc>
+        <w:tc>
+          <w:tcPr>
+            <w:tcW w:w="5036" w:type="dxa"/>
+            <w:tcBorders>
+              <w:top w:val="single" w:color="auto" w:sz="4" w:space="0"/>
+              <w:left w:val="single" w:color="auto" w:sz="4" w:space="0"/>
+              <w:bottom w:val="single" w:color="auto" w:sz="4" w:space="0"/>
+              <w:right w:val="single" w:color="auto" w:sz="4" w:space="0"/>
+            </w:tcBorders>
+            <w:shd w:val="clear" w:color="auto" w:fill="auto"/>
+            <w:vAlign w:val="center"/>
+          </w:tcPr>
+          <w:p>
+            <w:pPr>
+              <w:keepNext w:val="0"/>
+              <w:keepLines w:val="0"/>
+              <w:widowControl/>
+              <w:suppressLineNumbers w:val="0"/>
+              <w:jc w:val="left"/>
+              <w:rPr>
+                <w:rFonts w:hint="default" w:ascii="Times New Roman Regular" w:hAnsi="Times New Roman Regular" w:cs="Times New Roman Regular"/>
+                <w:sz w:val="21"/>
+                <w:szCs w:val="21"/>
+              </w:rPr>
+            </w:pPr>
+            <w:r>
+              <w:rPr>
+                <w:rFonts w:hint="default" w:ascii="Times New Roman Regular" w:hAnsi="Times New Roman Regular" w:eastAsia="宋体" w:cs="Times New Roman Regular"/>
+                <w:kern w:val="0"/>
+                <w:sz w:val="21"/>
+                <w:szCs w:val="21"/>
+                <w:lang w:val="en-US" w:eastAsia="zh-CN" w:bidi="ar"/>
+                <w14:ligatures w14:val="standardContextual"/>
+              </w:rPr>
+              <w:t>Shared UI components were introduced in the student dashboard, and we held a mid-sprint UI check-in, which improved consistency. Some legacy pages still need updates in the final sprint.</w:t>
+            </w:r>
+          </w:p>
+        </w:tc>
+        <w:tc>
+          <w:tcPr>
+            <w:tcW w:w="1291" w:type="dxa"/>
+            <w:tcBorders>
+              <w:top w:val="single" w:color="auto" w:sz="4" w:space="0"/>
+              <w:left w:val="single" w:color="auto" w:sz="4" w:space="0"/>
+              <w:bottom w:val="single" w:color="auto" w:sz="4" w:space="0"/>
+              <w:right w:val="single" w:color="auto" w:sz="4" w:space="0"/>
+            </w:tcBorders>
+            <w:shd w:val="clear" w:color="auto" w:fill="auto"/>
+            <w:vAlign w:val="center"/>
+          </w:tcPr>
+          <w:p>
+            <w:pPr>
+              <w:keepNext w:val="0"/>
+              <w:keepLines w:val="0"/>
+              <w:widowControl/>
+              <w:suppressLineNumbers w:val="0"/>
+              <w:jc w:val="left"/>
+              <w:rPr>
+                <w:rFonts w:hint="default" w:ascii="Times New Roman Regular" w:hAnsi="Times New Roman Regular" w:eastAsia="宋体" w:cs="Times New Roman Regular"/>
+                <w:kern w:val="0"/>
+                <w:sz w:val="21"/>
+                <w:szCs w:val="21"/>
+                <w:lang w:val="en-US" w:eastAsia="zh-CN" w:bidi="ar"/>
+                <w14:ligatures w14:val="standardContextual"/>
+              </w:rPr>
+            </w:pPr>
+            <w:r>
+              <w:rPr>
+                <w:rFonts w:hint="default" w:ascii="Times New Roman Regular" w:hAnsi="Times New Roman Regular" w:eastAsia="宋体" w:cs="Times New Roman Regular"/>
+                <w:kern w:val="0"/>
+                <w:sz w:val="21"/>
+                <w:szCs w:val="21"/>
+                <w:lang w:val="en-US" w:eastAsia="zh-CN" w:bidi="ar"/>
+                <w14:ligatures w14:val="standardContextual"/>
+              </w:rPr>
+              <w:t>Effective</w:t>
+            </w:r>
+          </w:p>
+        </w:tc>
+      </w:tr>
+    </w:tbl>
+    <w:p>
+      <w:pPr>
+        <w:numPr>
+          <w:ilvl w:val="0"/>
+          <w:numId w:val="0"/>
+        </w:numPr>
+        <w:spacing w:after="160" w:line="278" w:lineRule="auto"/>
+        <w:rPr>
+          <w:rFonts w:hint="default" w:ascii="Times New Roman Regular" w:hAnsi="Times New Roman Regular" w:cs="Times New Roman Regular"/>
+          <w:sz w:val="21"/>
+          <w:szCs w:val="21"/>
+          <w:lang w:val="en-US" w:eastAsia="zh-CN"/>
+        </w:rPr>
+      </w:pPr>
+    </w:p>
+    <w:p>
+      <w:pPr>
+        <w:rPr>
+          <w:rFonts w:hint="default" w:ascii="Times New Roman Regular" w:hAnsi="Times New Roman Regular" w:cs="Times New Roman Regular"/>
+          <w:sz w:val="21"/>
+          <w:szCs w:val="21"/>
+        </w:rPr>
+      </w:pPr>
+    </w:p>
+    <w:p>
+      <w:pPr>
+        <w:pStyle w:val="7"/>
+        <w:bidi w:val="0"/>
+        <w:ind w:left="0" w:leftChars="0" w:firstLine="0" w:firstLineChars="0"/>
+      </w:pPr>
+    </w:p>
+    <w:p>
+      <w:pPr>
+        <w:pStyle w:val="7"/>
+        <w:bidi w:val="0"/>
+        <w:ind w:left="0" w:leftChars="0" w:firstLine="0" w:firstLineChars="0"/>
+      </w:pPr>
+      <w:bookmarkStart w:id="1" w:name="_GoBack"/>
+      <w:bookmarkEnd w:id="1"/>
+    </w:p>
+    <w:p>
+      <w:pPr>
+        <w:pStyle w:val="7"/>
+        <w:numPr>
+          <w:ilvl w:val="0"/>
+          <w:numId w:val="1"/>
+        </w:numPr>
+        <w:ind w:firstLineChars="0"/>
+        <w:jc w:val="both"/>
+        <w:rPr>
+          <w:rFonts w:ascii="Times New Roman" w:hAnsi="Times New Roman" w:cs="Times New Roman"/>
+          <w:b/>
+          <w:bCs/>
+          <w:sz w:val="28"/>
+          <w:szCs w:val="28"/>
+        </w:rPr>
+      </w:pPr>
+      <w:r>
+        <w:rPr>
           <w:rFonts w:ascii="Times New Roman" w:hAnsi="Times New Roman" w:cs="Times New Roman"/>
           <w:b/>
           <w:bCs/>
@@ -837,6 +1705,7 @@
     <w:p>
       <w:pPr>
         <w:numPr>
+          <w:ilvl w:val="0"/>
           <w:numId w:val="0"/>
         </w:numPr>
         <w:ind w:leftChars="0"/>
@@ -854,18 +1723,7 @@
           <w:szCs w:val="21"/>
           <w:lang w:val="en-US" w:eastAsia="zh-CN"/>
         </w:rPr>
-        <w:t>Some team members were unfamiliar with advanced Git operations (e.g., branching, merge conflicts). Due to the inability to use git proficiently, it sometimes causes difficulties in testing and communicatio</w:t>
-      </w:r>
-      <w:bookmarkStart w:id="1" w:name="_GoBack"/>
-      <w:bookmarkEnd w:id="1"/>
-      <w:r>
-        <w:rPr>
-          <w:rFonts w:hint="default" w:ascii="Times New Roman Regular" w:hAnsi="Times New Roman Regular" w:cs="Times New Roman Regular"/>
-          <w:sz w:val="21"/>
-          <w:szCs w:val="21"/>
-          <w:lang w:val="en-US" w:eastAsia="zh-CN"/>
-        </w:rPr>
-        <w:t>n.</w:t>
+        <w:t>Some team members were unfamiliar with advanced Git operations (e.g., branching, merge conflicts). Due to the inability to use git proficiently, it sometimes causes difficulties in testing and communication.</w:t>
       </w:r>
     </w:p>
     <w:p>
@@ -899,6 +1757,7 @@
     <w:p>
       <w:pPr>
         <w:numPr>
+          <w:ilvl w:val="0"/>
           <w:numId w:val="0"/>
         </w:numPr>
         <w:ind w:leftChars="0"/>
